--- a/supabase/seeds/peticoes-templates/sequestro.docx
+++ b/supabase/seeds/peticoes-templates/sequestro.docx
@@ -24,19 +24,19 @@
           <w:szCs w:val="24"/>
           <w:rtl w:val="0"/>
         </w:rPr>
-        <w:t xml:space="preserve"/>
-      </w:r>
-      <w:r/>
-      <w:r>
-        <w:rPr>
-          <w:rFonts w:ascii="Poppins" w:cs="Poppins" w:eastAsia="Poppins" w:hAnsi="Poppins"/>
-          <w:b w:val="1"/>
-          <w:bCs w:val="1"/>
-          <w:sz w:val="24"/>
-          <w:szCs w:val="24"/>
-          <w:rtl w:val="0"/>
-        </w:rPr>
-        <w:t xml:space="preserve">AO JUÍZO DE DIREITO DA {{ENDERECAMENTO_JUIZO}}</w:t>
+        <w:t xml:space="preserve">AO JUÍZO DE DIREITO DA </w:t>
+      </w:r>
+      <w:r/>
+      <w:r>
+        <w:rPr>
+          <w:rFonts w:ascii="Poppins" w:cs="Poppins" w:eastAsia="Poppins" w:hAnsi="Poppins"/>
+          <w:b w:val="1"/>
+          <w:bCs w:val="1"/>
+          <w:sz w:val="24"/>
+          <w:szCs w:val="24"/>
+          <w:rtl w:val="0"/>
+        </w:rPr>
+        <w:t xml:space="preserve">{{ENDERECAMENTO_JUIZO}}</w:t>
       </w:r>
       <w:r/>
       <w:r>
@@ -84,19 +84,19 @@
           <w:szCs w:val="24"/>
           <w:rtl w:val="0"/>
         </w:rPr>
-        <w:t xml:space="preserve"/>
-      </w:r>
-      <w:r/>
-      <w:r>
-        <w:rPr>
-          <w:rFonts w:ascii="Poppins" w:cs="Poppins" w:eastAsia="Poppins" w:hAnsi="Poppins"/>
-          <w:b w:val="1"/>
-          <w:bCs w:val="1"/>
-          <w:sz w:val="24"/>
-          <w:szCs w:val="24"/>
-          <w:rtl w:val="0"/>
-        </w:rPr>
-        <w:t xml:space="preserve">Processo n°: {{NUMERO_PROCESSO}}</w:t>
+        <w:t xml:space="preserve">Processo n°: </w:t>
+      </w:r>
+      <w:r/>
+      <w:r>
+        <w:rPr>
+          <w:rFonts w:ascii="Poppins" w:cs="Poppins" w:eastAsia="Poppins" w:hAnsi="Poppins"/>
+          <w:b w:val="1"/>
+          <w:bCs w:val="1"/>
+          <w:sz w:val="24"/>
+          <w:szCs w:val="24"/>
+          <w:rtl w:val="0"/>
+        </w:rPr>
+        <w:t xml:space="preserve">{{NUMERO_PROCESSO}}</w:t>
       </w:r>
       <w:r/>
       <w:r>
@@ -144,17 +144,17 @@
           <w:szCs w:val="24"/>
           <w:rtl w:val="0"/>
         </w:rPr>
-        <w:t xml:space="preserve"/>
-      </w:r>
-      <w:r/>
-      <w:r>
-        <w:rPr>
-          <w:rFonts w:ascii="Poppins" w:cs="Poppins" w:eastAsia="Poppins" w:hAnsi="Poppins"/>
-          <w:sz w:val="24"/>
-          <w:szCs w:val="24"/>
-          <w:rtl w:val="0"/>
-        </w:rPr>
-        <w:t xml:space="preserve">{{NOME_CESSIONARIO}}, já qualificado(a) nos autos em epígrafe, vem respeitosamente, por intermédio de seu procurador in fine assinado, manifestar nos seguintes termos.</w:t>
+        <w:t xml:space="preserve">{{NOME_CESSIONARIO}}</w:t>
+      </w:r>
+      <w:r/>
+      <w:r>
+        <w:rPr>
+          <w:rFonts w:ascii="Poppins" w:cs="Poppins" w:eastAsia="Poppins" w:hAnsi="Poppins"/>
+          <w:sz w:val="24"/>
+          <w:szCs w:val="24"/>
+          <w:rtl w:val="0"/>
+        </w:rPr>
+        <w:t xml:space="preserve">, já qualificado(a) nos autos em epígrafe, vem respeitosamente, por intermédio de seu procurador </w:t>
       </w:r>
       <w:r>
         <w:rPr>
@@ -165,16 +165,16 @@
           <w:szCs w:val="24"/>
           <w:rtl w:val="0"/>
         </w:rPr>
-        <w:t xml:space="preserve"/>
-      </w:r>
-      <w:r>
-        <w:rPr>
-          <w:rFonts w:ascii="Poppins" w:cs="Poppins" w:eastAsia="Poppins" w:hAnsi="Poppins"/>
-          <w:sz w:val="24"/>
-          <w:szCs w:val="24"/>
-          <w:rtl w:val="0"/>
-        </w:rPr>
-        <w:t xml:space="preserve"/>
+        <w:t xml:space="preserve">in fine </w:t>
+      </w:r>
+      <w:r>
+        <w:rPr>
+          <w:rFonts w:ascii="Poppins" w:cs="Poppins" w:eastAsia="Poppins" w:hAnsi="Poppins"/>
+          <w:sz w:val="24"/>
+          <w:szCs w:val="24"/>
+          <w:rtl w:val="0"/>
+        </w:rPr>
+        <w:t xml:space="preserve">assinado, manifestar nos seguintes termos.</w:t>
       </w:r>
     </w:p>
     <w:p>
@@ -195,69 +195,69 @@
           <w:szCs w:val="24"/>
           <w:rtl w:val="0"/>
         </w:rPr>
-        <w:t xml:space="preserve"/>
-      </w:r>
-      <w:r>
-        <w:rPr>
-          <w:rFonts w:ascii="Poppins" w:cs="Poppins" w:eastAsia="Poppins" w:hAnsi="Poppins"/>
-          <w:b w:val="1"/>
-          <w:bCs w:val="1"/>
-          <w:sz w:val="24"/>
-          <w:szCs w:val="24"/>
-          <w:rtl w:val="0"/>
-        </w:rPr>
-        <w:t xml:space="preserve"/>
-      </w:r>
-      <w:r>
-        <w:rPr>
-          <w:rFonts w:ascii="Poppins" w:cs="Poppins" w:eastAsia="Poppins" w:hAnsi="Poppins"/>
-          <w:sz w:val="24"/>
-          <w:szCs w:val="24"/>
-          <w:rtl w:val="0"/>
-        </w:rPr>
-        <w:t xml:space="preserve"/>
-      </w:r>
-      <w:r/>
-      <w:r>
-        <w:rPr>
-          <w:rFonts w:ascii="Poppins" w:cs="Poppins" w:eastAsia="Poppins" w:hAnsi="Poppins"/>
-          <w:b w:val="1"/>
-          <w:bCs w:val="1"/>
-          <w:sz w:val="24"/>
-          <w:szCs w:val="24"/>
-          <w:rtl w:val="0"/>
-        </w:rPr>
-        <w:t xml:space="preserve">No presente cumprimento de sentença, houve a cessão integral do(s)  crédito(s) judicial(is) de {{CREDITOS_CEDIDOS}}, regularmente homologada(s) por este Juízo em {{DATA_HOMOLOGACAO}}, com a consequente substituição da titularidade do crédito.</w:t>
-      </w:r>
-      <w:r/>
-      <w:r>
-        <w:rPr>
-          <w:rFonts w:ascii="Poppins" w:cs="Poppins" w:eastAsia="Poppins" w:hAnsi="Poppins"/>
-          <w:sz w:val="24"/>
-          <w:szCs w:val="24"/>
-          <w:rtl w:val="0"/>
-        </w:rPr>
-        <w:t xml:space="preserve"/>
-      </w:r>
-      <w:r/>
-      <w:r>
-        <w:rPr>
-          <w:rFonts w:ascii="Poppins" w:cs="Poppins" w:eastAsia="Poppins" w:hAnsi="Poppins"/>
-          <w:sz w:val="24"/>
-          <w:szCs w:val="24"/>
-          <w:rtl w:val="0"/>
-        </w:rPr>
-        <w:t xml:space="preserve"/>
-      </w:r>
-      <w:r/>
-      <w:r>
-        <w:rPr>
-          <w:rFonts w:ascii="Poppins" w:cs="Poppins" w:eastAsia="Poppins" w:hAnsi="Poppins"/>
-          <w:sz w:val="24"/>
-          <w:szCs w:val="24"/>
-          <w:rtl w:val="0"/>
-        </w:rPr>
-        <w:t xml:space="preserve"/>
+        <w:t xml:space="preserve">No presente cumprimento de sentença, houve a </w:t>
+      </w:r>
+      <w:r>
+        <w:rPr>
+          <w:rFonts w:ascii="Poppins" w:cs="Poppins" w:eastAsia="Poppins" w:hAnsi="Poppins"/>
+          <w:b w:val="1"/>
+          <w:bCs w:val="1"/>
+          <w:sz w:val="24"/>
+          <w:szCs w:val="24"/>
+          <w:rtl w:val="0"/>
+        </w:rPr>
+        <w:t xml:space="preserve">cessão integral</w:t>
+      </w:r>
+      <w:r>
+        <w:rPr>
+          <w:rFonts w:ascii="Poppins" w:cs="Poppins" w:eastAsia="Poppins" w:hAnsi="Poppins"/>
+          <w:sz w:val="24"/>
+          <w:szCs w:val="24"/>
+          <w:rtl w:val="0"/>
+        </w:rPr>
+        <w:t xml:space="preserve"> do(s)  crédito(s) judicial(is) de </w:t>
+      </w:r>
+      <w:r/>
+      <w:r>
+        <w:rPr>
+          <w:rFonts w:ascii="Poppins" w:cs="Poppins" w:eastAsia="Poppins" w:hAnsi="Poppins"/>
+          <w:b w:val="1"/>
+          <w:bCs w:val="1"/>
+          <w:sz w:val="24"/>
+          <w:szCs w:val="24"/>
+          <w:rtl w:val="0"/>
+        </w:rPr>
+        <w:t xml:space="preserve">{{CREDITOS_CEDIDOS}}</w:t>
+      </w:r>
+      <w:r/>
+      <w:r>
+        <w:rPr>
+          <w:rFonts w:ascii="Poppins" w:cs="Poppins" w:eastAsia="Poppins" w:hAnsi="Poppins"/>
+          <w:sz w:val="24"/>
+          <w:szCs w:val="24"/>
+          <w:rtl w:val="0"/>
+        </w:rPr>
+        <w:t xml:space="preserve">, regularmente homologada(s) por este Juízo em </w:t>
+      </w:r>
+      <w:r/>
+      <w:r>
+        <w:rPr>
+          <w:rFonts w:ascii="Poppins" w:cs="Poppins" w:eastAsia="Poppins" w:hAnsi="Poppins"/>
+          <w:sz w:val="24"/>
+          <w:szCs w:val="24"/>
+          <w:rtl w:val="0"/>
+        </w:rPr>
+        <w:t xml:space="preserve">{{DATA_HOMOLOGACAO}}</w:t>
+      </w:r>
+      <w:r/>
+      <w:r>
+        <w:rPr>
+          <w:rFonts w:ascii="Poppins" w:cs="Poppins" w:eastAsia="Poppins" w:hAnsi="Poppins"/>
+          <w:sz w:val="24"/>
+          <w:szCs w:val="24"/>
+          <w:rtl w:val="0"/>
+        </w:rPr>
+        <w:t xml:space="preserve">, com a consequente substituição da titularidade do crédito.</w:t>
       </w:r>
     </w:p>
     <w:p>
@@ -278,27 +278,27 @@
           <w:szCs w:val="24"/>
           <w:rtl w:val="0"/>
         </w:rPr>
-        <w:t xml:space="preserve">Por sua vez, a(s) Requisição(ões) de Pequeno Valor foi(oram) expedida(as) em {{DATA_EXPEDICAO}}.</w:t>
-      </w:r>
-      <w:r/>
-      <w:r>
-        <w:rPr>
-          <w:rFonts w:ascii="Poppins" w:cs="Poppins" w:eastAsia="Poppins" w:hAnsi="Poppins"/>
-          <w:sz w:val="24"/>
-          <w:szCs w:val="24"/>
-          <w:rtl w:val="0"/>
-        </w:rPr>
-        <w:t xml:space="preserve"/>
-      </w:r>
-      <w:r/>
-      <w:r>
-        <w:rPr>
-          <w:rFonts w:ascii="Poppins" w:cs="Poppins" w:eastAsia="Poppins" w:hAnsi="Poppins"/>
-          <w:sz w:val="24"/>
-          <w:szCs w:val="24"/>
-          <w:rtl w:val="0"/>
-        </w:rPr>
-        <w:t xml:space="preserve"/>
+        <w:t xml:space="preserve">Por sua vez, a(s) Requisição(ões) de Pequeno Valor foi(oram) expedida(as) em </w:t>
+      </w:r>
+      <w:r/>
+      <w:r>
+        <w:rPr>
+          <w:rFonts w:ascii="Poppins" w:cs="Poppins" w:eastAsia="Poppins" w:hAnsi="Poppins"/>
+          <w:sz w:val="24"/>
+          <w:szCs w:val="24"/>
+          <w:rtl w:val="0"/>
+        </w:rPr>
+        <w:t xml:space="preserve">{{DATA_EXPEDICAO}}</w:t>
+      </w:r>
+      <w:r/>
+      <w:r>
+        <w:rPr>
+          <w:rFonts w:ascii="Poppins" w:cs="Poppins" w:eastAsia="Poppins" w:hAnsi="Poppins"/>
+          <w:sz w:val="24"/>
+          <w:szCs w:val="24"/>
+          <w:rtl w:val="0"/>
+        </w:rPr>
+        <w:t xml:space="preserve">.</w:t>
       </w:r>
     </w:p>
     <w:p>

--- a/supabase/seeds/peticoes-templates/sequestro.docx
+++ b/supabase/seeds/peticoes-templates/sequestro.docx
@@ -24,7 +24,7 @@
           <w:szCs w:val="24"/>
           <w:rtl w:val="0"/>
         </w:rPr>
-        <w:t xml:space="preserve">AO JUÍZO DE DIREITO DA </w:t>
+        <w:t xml:space="preserve">AO JUÍZO DE DIREITO DO(A) </w:t>
       </w:r>
       <w:r/>
       <w:r>

--- a/supabase/seeds/peticoes-templates/sequestro.docx
+++ b/supabase/seeds/peticoes-templates/sequestro.docx
@@ -36,7 +36,7 @@
           <w:szCs w:val="24"/>
           <w:rtl w:val="0"/>
         </w:rPr>
-        <w:t xml:space="preserve">{{ENDERECAMENTO_JUIZO}}</w:t>
+        <w:t xml:space="preserve">{{ENDERECAMENTO_JUIZO}} </w:t>
       </w:r>
       <w:r/>
       <w:r>
@@ -144,7 +144,7 @@
           <w:szCs w:val="24"/>
           <w:rtl w:val="0"/>
         </w:rPr>
-        <w:t xml:space="preserve">{{NOME_CESSIONARIO}}</w:t>
+        <w:t xml:space="preserve">{{NOME_CESSIONARIO}} </w:t>
       </w:r>
       <w:r/>
       <w:r>
@@ -247,7 +247,7 @@
           <w:szCs w:val="24"/>
           <w:rtl w:val="0"/>
         </w:rPr>
-        <w:t xml:space="preserve">{{DATA_HOMOLOGACAO}}</w:t>
+        <w:t xml:space="preserve">{{DATA_HOMOLOGACAO}} </w:t>
       </w:r>
       <w:r/>
       <w:r>
@@ -288,7 +288,7 @@
           <w:szCs w:val="24"/>
           <w:rtl w:val="0"/>
         </w:rPr>
-        <w:t xml:space="preserve">{{DATA_EXPEDICAO}}</w:t>
+        <w:t xml:space="preserve">{{DATA_EXPEDICAO}} </w:t>
       </w:r>
       <w:r/>
       <w:r>
@@ -520,7 +520,7 @@
           <w:szCs w:val="24"/>
           <w:rtl w:val="0"/>
         </w:rPr>
-        <w:t xml:space="preserve">{{DADOS_BANCARIOS}}</w:t>
+        <w:t xml:space="preserve">{{DADOS_BANCARIOS}} </w:t>
       </w:r>
       <w:r/>
       <w:r>
